--- a/Berichtsvorlagen/Mitgeliefert/Berichtsvorlage_Baukasten_en.docx
+++ b/Berichtsvorlagen/Mitgeliefert/Berichtsvorlage_Baukasten_en.docx
@@ -15,7 +15,7 @@
         <w:pStyle w:val="Normal"/>
       </w:pPr>
       <w:r>
-        <w:t xml:space="preserve">Every placeholder of the catalogue (version 6, 1304 entries) with its description, arranged by context. Paragraphs can be copied into a template of your own: text, number and date stand within a sentence, tables, lists and chapters alone in their paragraph, images carry the key in their alternative text, switches stand in conditions. Instead of typing it, a key can also be the tag of a content control. Filled, the toolkit becomes a sample report with every value.</w:t>
+        <w:t xml:space="preserve">Every placeholder of the catalogue (version 10, 1336 entries) with its description, arranged by context. Paragraphs can be copied into a template of your own: text, number and date stand within a sentence, tables, lists and chapters alone in their paragraph, images carry the key in their alternative text, switches stand in conditions. Instead of typing it, a key can also be the tag of a content control. Filled, the toolkit becomes a sample report with every value.</w:t>
       </w:r>
     </w:p>
     <w:p>
@@ -27702,6 +27702,766 @@
     </w:p>
     <w:p>
       <w:pPr>
+        <w:pStyle w:val="Hinweis"/>
+        <w:keepNext/>
+      </w:pPr>
+      <w:r>
+        <w:t xml:space="preserve">Image switch: is there the image “heat load over the year” (case or any case)? · </w:t>
+      </w:r>
+      <w:r>
+        <w:rPr>
+          <w:noProof/>
+          <w:color w:val="7F7F7F"/>
+        </w:rPr>
+        <w:t xml:space="preserve">hat.bild.bedarf_waerme</w:t>
+      </w:r>
+    </w:p>
+    <w:p>
+      <w:pPr>
+        <w:pStyle w:val="Normal"/>
+      </w:pPr>
+      <w:r>
+        <w:rPr>
+          <w:noProof/>
+        </w:rPr>
+        <w:t xml:space="preserve">{{#wenn hat.bild.bedarf_waerme}}</w:t>
+      </w:r>
+    </w:p>
+    <w:p>
+      <w:pPr>
+        <w:pStyle w:val="Normal"/>
+      </w:pPr>
+      <w:r>
+        <w:t xml:space="preserve">Image switch: is there the image “heat load over the year” (case or any case)?: applies</w:t>
+      </w:r>
+    </w:p>
+    <w:p>
+      <w:pPr>
+        <w:pStyle w:val="Normal"/>
+      </w:pPr>
+      <w:r>
+        <w:rPr>
+          <w:noProof/>
+        </w:rPr>
+        <w:t xml:space="preserve">{{/wenn}}</w:t>
+      </w:r>
+    </w:p>
+    <w:p>
+      <w:pPr>
+        <w:pStyle w:val="Normal"/>
+      </w:pPr>
+      <w:r>
+        <w:rPr>
+          <w:noProof/>
+        </w:rPr>
+        <w:t xml:space="preserve">{{#wenn nicht hat.bild.bedarf_waerme}}</w:t>
+      </w:r>
+    </w:p>
+    <w:p>
+      <w:pPr>
+        <w:pStyle w:val="Normal"/>
+      </w:pPr>
+      <w:r>
+        <w:t xml:space="preserve">Image switch: is there the image “heat load over the year” (case or any case)?: does not apply</w:t>
+      </w:r>
+    </w:p>
+    <w:p>
+      <w:pPr>
+        <w:pStyle w:val="Normal"/>
+      </w:pPr>
+      <w:r>
+        <w:rPr>
+          <w:noProof/>
+        </w:rPr>
+        <w:t xml:space="preserve">{{/wenn}}</w:t>
+      </w:r>
+    </w:p>
+    <w:p>
+      <w:pPr>
+        <w:pStyle w:val="Hinweis"/>
+        <w:keepNext/>
+      </w:pPr>
+      <w:r>
+        <w:t xml:space="preserve">Image switch: is there the image “electricity demand over the year” (case or any case)? · </w:t>
+      </w:r>
+      <w:r>
+        <w:rPr>
+          <w:noProof/>
+          <w:color w:val="7F7F7F"/>
+        </w:rPr>
+        <w:t xml:space="preserve">hat.bild.bedarf_strom</w:t>
+      </w:r>
+    </w:p>
+    <w:p>
+      <w:pPr>
+        <w:pStyle w:val="Normal"/>
+      </w:pPr>
+      <w:r>
+        <w:rPr>
+          <w:noProof/>
+        </w:rPr>
+        <w:t xml:space="preserve">{{#wenn hat.bild.bedarf_strom}}</w:t>
+      </w:r>
+    </w:p>
+    <w:p>
+      <w:pPr>
+        <w:pStyle w:val="Normal"/>
+      </w:pPr>
+      <w:r>
+        <w:t xml:space="preserve">Image switch: is there the image “electricity demand over the year” (case or any case)?: applies</w:t>
+      </w:r>
+    </w:p>
+    <w:p>
+      <w:pPr>
+        <w:pStyle w:val="Normal"/>
+      </w:pPr>
+      <w:r>
+        <w:rPr>
+          <w:noProof/>
+        </w:rPr>
+        <w:t xml:space="preserve">{{/wenn}}</w:t>
+      </w:r>
+    </w:p>
+    <w:p>
+      <w:pPr>
+        <w:pStyle w:val="Normal"/>
+      </w:pPr>
+      <w:r>
+        <w:rPr>
+          <w:noProof/>
+        </w:rPr>
+        <w:t xml:space="preserve">{{#wenn nicht hat.bild.bedarf_strom}}</w:t>
+      </w:r>
+    </w:p>
+    <w:p>
+      <w:pPr>
+        <w:pStyle w:val="Normal"/>
+      </w:pPr>
+      <w:r>
+        <w:t xml:space="preserve">Image switch: is there the image “electricity demand over the year” (case or any case)?: does not apply</w:t>
+      </w:r>
+    </w:p>
+    <w:p>
+      <w:pPr>
+        <w:pStyle w:val="Normal"/>
+      </w:pPr>
+      <w:r>
+        <w:rPr>
+          <w:noProof/>
+        </w:rPr>
+        <w:t xml:space="preserve">{{/wenn}}</w:t>
+      </w:r>
+    </w:p>
+    <w:p>
+      <w:pPr>
+        <w:pStyle w:val="Hinweis"/>
+        <w:keepNext/>
+      </w:pPr>
+      <w:r>
+        <w:t xml:space="preserve">Image switch: is there the image “cooling load over the year” (case or any case)? · </w:t>
+      </w:r>
+      <w:r>
+        <w:rPr>
+          <w:noProof/>
+          <w:color w:val="7F7F7F"/>
+        </w:rPr>
+        <w:t xml:space="preserve">hat.bild.bedarf_kaelte</w:t>
+      </w:r>
+    </w:p>
+    <w:p>
+      <w:pPr>
+        <w:pStyle w:val="Normal"/>
+      </w:pPr>
+      <w:r>
+        <w:rPr>
+          <w:noProof/>
+        </w:rPr>
+        <w:t xml:space="preserve">{{#wenn hat.bild.bedarf_kaelte}}</w:t>
+      </w:r>
+    </w:p>
+    <w:p>
+      <w:pPr>
+        <w:pStyle w:val="Normal"/>
+      </w:pPr>
+      <w:r>
+        <w:t xml:space="preserve">Image switch: is there the image “cooling load over the year” (case or any case)?: applies</w:t>
+      </w:r>
+    </w:p>
+    <w:p>
+      <w:pPr>
+        <w:pStyle w:val="Normal"/>
+      </w:pPr>
+      <w:r>
+        <w:rPr>
+          <w:noProof/>
+        </w:rPr>
+        <w:t xml:space="preserve">{{/wenn}}</w:t>
+      </w:r>
+    </w:p>
+    <w:p>
+      <w:pPr>
+        <w:pStyle w:val="Normal"/>
+      </w:pPr>
+      <w:r>
+        <w:rPr>
+          <w:noProof/>
+        </w:rPr>
+        <w:t xml:space="preserve">{{#wenn nicht hat.bild.bedarf_kaelte}}</w:t>
+      </w:r>
+    </w:p>
+    <w:p>
+      <w:pPr>
+        <w:pStyle w:val="Normal"/>
+      </w:pPr>
+      <w:r>
+        <w:t xml:space="preserve">Image switch: is there the image “cooling load over the year” (case or any case)?: does not apply</w:t>
+      </w:r>
+    </w:p>
+    <w:p>
+      <w:pPr>
+        <w:pStyle w:val="Normal"/>
+      </w:pPr>
+      <w:r>
+        <w:rPr>
+          <w:noProof/>
+        </w:rPr>
+        <w:t xml:space="preserve">{{/wenn}}</w:t>
+      </w:r>
+    </w:p>
+    <w:p>
+      <w:pPr>
+        <w:pStyle w:val="Hinweis"/>
+        <w:keepNext/>
+      </w:pPr>
+      <w:r>
+        <w:t xml:space="preserve">Image switch: is there the heat pump image (case or any case)? · </w:t>
+      </w:r>
+      <w:r>
+        <w:rPr>
+          <w:noProof/>
+          <w:color w:val="7F7F7F"/>
+        </w:rPr>
+        <w:t xml:space="preserve">hat.bild.waermepumpe</w:t>
+      </w:r>
+    </w:p>
+    <w:p>
+      <w:pPr>
+        <w:pStyle w:val="Normal"/>
+      </w:pPr>
+      <w:r>
+        <w:rPr>
+          <w:noProof/>
+        </w:rPr>
+        <w:t xml:space="preserve">{{#wenn hat.bild.waermepumpe}}</w:t>
+      </w:r>
+    </w:p>
+    <w:p>
+      <w:pPr>
+        <w:pStyle w:val="Normal"/>
+      </w:pPr>
+      <w:r>
+        <w:t xml:space="preserve">Image switch: is there the heat pump image (case or any case)?: applies</w:t>
+      </w:r>
+    </w:p>
+    <w:p>
+      <w:pPr>
+        <w:pStyle w:val="Normal"/>
+      </w:pPr>
+      <w:r>
+        <w:rPr>
+          <w:noProof/>
+        </w:rPr>
+        <w:t xml:space="preserve">{{/wenn}}</w:t>
+      </w:r>
+    </w:p>
+    <w:p>
+      <w:pPr>
+        <w:pStyle w:val="Normal"/>
+      </w:pPr>
+      <w:r>
+        <w:rPr>
+          <w:noProof/>
+        </w:rPr>
+        <w:t xml:space="preserve">{{#wenn nicht hat.bild.waermepumpe}}</w:t>
+      </w:r>
+    </w:p>
+    <w:p>
+      <w:pPr>
+        <w:pStyle w:val="Normal"/>
+      </w:pPr>
+      <w:r>
+        <w:t xml:space="preserve">Image switch: is there the heat pump image (case or any case)?: does not apply</w:t>
+      </w:r>
+    </w:p>
+    <w:p>
+      <w:pPr>
+        <w:pStyle w:val="Normal"/>
+      </w:pPr>
+      <w:r>
+        <w:rPr>
+          <w:noProof/>
+        </w:rPr>
+        <w:t xml:space="preserve">{{/wenn}}</w:t>
+      </w:r>
+    </w:p>
+    <w:p>
+      <w:pPr>
+        <w:pStyle w:val="Hinweis"/>
+        <w:keepNext/>
+      </w:pPr>
+      <w:r>
+        <w:t xml:space="preserve">Image switch: is there the image “electricity consumption of the heat pump” (case or any case)? · </w:t>
+      </w:r>
+      <w:r>
+        <w:rPr>
+          <w:noProof/>
+          <w:color w:val="7F7F7F"/>
+        </w:rPr>
+        <w:t xml:space="preserve">hat.bild.waermepumpe_strom</w:t>
+      </w:r>
+    </w:p>
+    <w:p>
+      <w:pPr>
+        <w:pStyle w:val="Normal"/>
+      </w:pPr>
+      <w:r>
+        <w:rPr>
+          <w:noProof/>
+        </w:rPr>
+        <w:t xml:space="preserve">{{#wenn hat.bild.waermepumpe_strom}}</w:t>
+      </w:r>
+    </w:p>
+    <w:p>
+      <w:pPr>
+        <w:pStyle w:val="Normal"/>
+      </w:pPr>
+      <w:r>
+        <w:t xml:space="preserve">Image switch: is there the image “electricity consumption of the heat pump” (case or any case)?: applies</w:t>
+      </w:r>
+    </w:p>
+    <w:p>
+      <w:pPr>
+        <w:pStyle w:val="Normal"/>
+      </w:pPr>
+      <w:r>
+        <w:rPr>
+          <w:noProof/>
+        </w:rPr>
+        <w:t xml:space="preserve">{{/wenn}}</w:t>
+      </w:r>
+    </w:p>
+    <w:p>
+      <w:pPr>
+        <w:pStyle w:val="Normal"/>
+      </w:pPr>
+      <w:r>
+        <w:rPr>
+          <w:noProof/>
+        </w:rPr>
+        <w:t xml:space="preserve">{{#wenn nicht hat.bild.waermepumpe_strom}}</w:t>
+      </w:r>
+    </w:p>
+    <w:p>
+      <w:pPr>
+        <w:pStyle w:val="Normal"/>
+      </w:pPr>
+      <w:r>
+        <w:t xml:space="preserve">Image switch: is there the image “electricity consumption of the heat pump” (case or any case)?: does not apply</w:t>
+      </w:r>
+    </w:p>
+    <w:p>
+      <w:pPr>
+        <w:pStyle w:val="Normal"/>
+      </w:pPr>
+      <w:r>
+        <w:rPr>
+          <w:noProof/>
+        </w:rPr>
+        <w:t xml:space="preserve">{{/wenn}}</w:t>
+      </w:r>
+    </w:p>
+    <w:p>
+      <w:pPr>
+        <w:pStyle w:val="Hinweis"/>
+        <w:keepNext/>
+      </w:pPr>
+      <w:r>
+        <w:t xml:space="preserve">Image switch: is there the image “power over outdoor temperature” (case or any case)? · </w:t>
+      </w:r>
+      <w:r>
+        <w:rPr>
+          <w:noProof/>
+          <w:color w:val="7F7F7F"/>
+        </w:rPr>
+        <w:t xml:space="preserve">hat.bild.waermepumpe_streuwolke</w:t>
+      </w:r>
+    </w:p>
+    <w:p>
+      <w:pPr>
+        <w:pStyle w:val="Normal"/>
+      </w:pPr>
+      <w:r>
+        <w:rPr>
+          <w:noProof/>
+        </w:rPr>
+        <w:t xml:space="preserve">{{#wenn hat.bild.waermepumpe_streuwolke}}</w:t>
+      </w:r>
+    </w:p>
+    <w:p>
+      <w:pPr>
+        <w:pStyle w:val="Normal"/>
+      </w:pPr>
+      <w:r>
+        <w:t xml:space="preserve">Image switch: is there the image “power over outdoor temperature” (case or any case)?: applies</w:t>
+      </w:r>
+    </w:p>
+    <w:p>
+      <w:pPr>
+        <w:pStyle w:val="Normal"/>
+      </w:pPr>
+      <w:r>
+        <w:rPr>
+          <w:noProof/>
+        </w:rPr>
+        <w:t xml:space="preserve">{{/wenn}}</w:t>
+      </w:r>
+    </w:p>
+    <w:p>
+      <w:pPr>
+        <w:pStyle w:val="Normal"/>
+      </w:pPr>
+      <w:r>
+        <w:rPr>
+          <w:noProof/>
+        </w:rPr>
+        <w:t xml:space="preserve">{{#wenn nicht hat.bild.waermepumpe_streuwolke}}</w:t>
+      </w:r>
+    </w:p>
+    <w:p>
+      <w:pPr>
+        <w:pStyle w:val="Normal"/>
+      </w:pPr>
+      <w:r>
+        <w:t xml:space="preserve">Image switch: is there the image “power over outdoor temperature” (case or any case)?: does not apply</w:t>
+      </w:r>
+    </w:p>
+    <w:p>
+      <w:pPr>
+        <w:pStyle w:val="Normal"/>
+      </w:pPr>
+      <w:r>
+        <w:rPr>
+          <w:noProof/>
+        </w:rPr>
+        <w:t xml:space="preserve">{{/wenn}}</w:t>
+      </w:r>
+    </w:p>
+    <w:p>
+      <w:pPr>
+        <w:pStyle w:val="Hinweis"/>
+        <w:keepNext/>
+      </w:pPr>
+      <w:r>
+        <w:t xml:space="preserve">Image switch: is there the boiler image (case or any case)? · </w:t>
+      </w:r>
+      <w:r>
+        <w:rPr>
+          <w:noProof/>
+          <w:color w:val="7F7F7F"/>
+        </w:rPr>
+        <w:t xml:space="preserve">hat.bild.heizkessel</w:t>
+      </w:r>
+    </w:p>
+    <w:p>
+      <w:pPr>
+        <w:pStyle w:val="Normal"/>
+      </w:pPr>
+      <w:r>
+        <w:rPr>
+          <w:noProof/>
+        </w:rPr>
+        <w:t xml:space="preserve">{{#wenn hat.bild.heizkessel}}</w:t>
+      </w:r>
+    </w:p>
+    <w:p>
+      <w:pPr>
+        <w:pStyle w:val="Normal"/>
+      </w:pPr>
+      <w:r>
+        <w:t xml:space="preserve">Image switch: is there the boiler image (case or any case)?: applies</w:t>
+      </w:r>
+    </w:p>
+    <w:p>
+      <w:pPr>
+        <w:pStyle w:val="Normal"/>
+      </w:pPr>
+      <w:r>
+        <w:rPr>
+          <w:noProof/>
+        </w:rPr>
+        <w:t xml:space="preserve">{{/wenn}}</w:t>
+      </w:r>
+    </w:p>
+    <w:p>
+      <w:pPr>
+        <w:pStyle w:val="Normal"/>
+      </w:pPr>
+      <w:r>
+        <w:rPr>
+          <w:noProof/>
+        </w:rPr>
+        <w:t xml:space="preserve">{{#wenn nicht hat.bild.heizkessel}}</w:t>
+      </w:r>
+    </w:p>
+    <w:p>
+      <w:pPr>
+        <w:pStyle w:val="Normal"/>
+      </w:pPr>
+      <w:r>
+        <w:t xml:space="preserve">Image switch: is there the boiler image (case or any case)?: does not apply</w:t>
+      </w:r>
+    </w:p>
+    <w:p>
+      <w:pPr>
+        <w:pStyle w:val="Normal"/>
+      </w:pPr>
+      <w:r>
+        <w:rPr>
+          <w:noProof/>
+        </w:rPr>
+        <w:t xml:space="preserve">{{/wenn}}</w:t>
+      </w:r>
+    </w:p>
+    <w:p>
+      <w:pPr>
+        <w:pStyle w:val="Hinweis"/>
+        <w:keepNext/>
+      </w:pPr>
+      <w:r>
+        <w:t xml:space="preserve">Image switch: is there the solar thermal image (case or any case)? · </w:t>
+      </w:r>
+      <w:r>
+        <w:rPr>
+          <w:noProof/>
+          <w:color w:val="7F7F7F"/>
+        </w:rPr>
+        <w:t xml:space="preserve">hat.bild.solarthermie</w:t>
+      </w:r>
+    </w:p>
+    <w:p>
+      <w:pPr>
+        <w:pStyle w:val="Normal"/>
+      </w:pPr>
+      <w:r>
+        <w:rPr>
+          <w:noProof/>
+        </w:rPr>
+        <w:t xml:space="preserve">{{#wenn hat.bild.solarthermie}}</w:t>
+      </w:r>
+    </w:p>
+    <w:p>
+      <w:pPr>
+        <w:pStyle w:val="Normal"/>
+      </w:pPr>
+      <w:r>
+        <w:t xml:space="preserve">Image switch: is there the solar thermal image (case or any case)?: applies</w:t>
+      </w:r>
+    </w:p>
+    <w:p>
+      <w:pPr>
+        <w:pStyle w:val="Normal"/>
+      </w:pPr>
+      <w:r>
+        <w:rPr>
+          <w:noProof/>
+        </w:rPr>
+        <w:t xml:space="preserve">{{/wenn}}</w:t>
+      </w:r>
+    </w:p>
+    <w:p>
+      <w:pPr>
+        <w:pStyle w:val="Normal"/>
+      </w:pPr>
+      <w:r>
+        <w:rPr>
+          <w:noProof/>
+        </w:rPr>
+        <w:t xml:space="preserve">{{#wenn nicht hat.bild.solarthermie}}</w:t>
+      </w:r>
+    </w:p>
+    <w:p>
+      <w:pPr>
+        <w:pStyle w:val="Normal"/>
+      </w:pPr>
+      <w:r>
+        <w:t xml:space="preserve">Image switch: is there the solar thermal image (case or any case)?: does not apply</w:t>
+      </w:r>
+    </w:p>
+    <w:p>
+      <w:pPr>
+        <w:pStyle w:val="Normal"/>
+      </w:pPr>
+      <w:r>
+        <w:rPr>
+          <w:noProof/>
+        </w:rPr>
+        <w:t xml:space="preserve">{{/wenn}}</w:t>
+      </w:r>
+    </w:p>
+    <w:p>
+      <w:pPr>
+        <w:pStyle w:val="Hinweis"/>
+        <w:keepNext/>
+      </w:pPr>
+      <w:r>
+        <w:t xml:space="preserve">Image switch: is there the CHP image (case or any case)? · </w:t>
+      </w:r>
+      <w:r>
+        <w:rPr>
+          <w:noProof/>
+          <w:color w:val="7F7F7F"/>
+        </w:rPr>
+        <w:t xml:space="preserve">hat.bild.bhkw</w:t>
+      </w:r>
+    </w:p>
+    <w:p>
+      <w:pPr>
+        <w:pStyle w:val="Normal"/>
+      </w:pPr>
+      <w:r>
+        <w:rPr>
+          <w:noProof/>
+        </w:rPr>
+        <w:t xml:space="preserve">{{#wenn hat.bild.bhkw}}</w:t>
+      </w:r>
+    </w:p>
+    <w:p>
+      <w:pPr>
+        <w:pStyle w:val="Normal"/>
+      </w:pPr>
+      <w:r>
+        <w:t xml:space="preserve">Image switch: is there the CHP image (case or any case)?: applies</w:t>
+      </w:r>
+    </w:p>
+    <w:p>
+      <w:pPr>
+        <w:pStyle w:val="Normal"/>
+      </w:pPr>
+      <w:r>
+        <w:rPr>
+          <w:noProof/>
+        </w:rPr>
+        <w:t xml:space="preserve">{{/wenn}}</w:t>
+      </w:r>
+    </w:p>
+    <w:p>
+      <w:pPr>
+        <w:pStyle w:val="Normal"/>
+      </w:pPr>
+      <w:r>
+        <w:rPr>
+          <w:noProof/>
+        </w:rPr>
+        <w:t xml:space="preserve">{{#wenn nicht hat.bild.bhkw}}</w:t>
+      </w:r>
+    </w:p>
+    <w:p>
+      <w:pPr>
+        <w:pStyle w:val="Normal"/>
+      </w:pPr>
+      <w:r>
+        <w:t xml:space="preserve">Image switch: is there the CHP image (case or any case)?: does not apply</w:t>
+      </w:r>
+    </w:p>
+    <w:p>
+      <w:pPr>
+        <w:pStyle w:val="Normal"/>
+      </w:pPr>
+      <w:r>
+        <w:rPr>
+          <w:noProof/>
+        </w:rPr>
+        <w:t xml:space="preserve">{{/wenn}}</w:t>
+      </w:r>
+    </w:p>
+    <w:p>
+      <w:pPr>
+        <w:pStyle w:val="Hinweis"/>
+        <w:keepNext/>
+      </w:pPr>
+      <w:r>
+        <w:t xml:space="preserve">Image switch: is there the photovoltaics image (case or any case)? · </w:t>
+      </w:r>
+      <w:r>
+        <w:rPr>
+          <w:noProof/>
+          <w:color w:val="7F7F7F"/>
+        </w:rPr>
+        <w:t xml:space="preserve">hat.bild.photovoltaik</w:t>
+      </w:r>
+    </w:p>
+    <w:p>
+      <w:pPr>
+        <w:pStyle w:val="Normal"/>
+      </w:pPr>
+      <w:r>
+        <w:rPr>
+          <w:noProof/>
+        </w:rPr>
+        <w:t xml:space="preserve">{{#wenn hat.bild.photovoltaik}}</w:t>
+      </w:r>
+    </w:p>
+    <w:p>
+      <w:pPr>
+        <w:pStyle w:val="Normal"/>
+      </w:pPr>
+      <w:r>
+        <w:t xml:space="preserve">Image switch: is there the photovoltaics image (case or any case)?: applies</w:t>
+      </w:r>
+    </w:p>
+    <w:p>
+      <w:pPr>
+        <w:pStyle w:val="Normal"/>
+      </w:pPr>
+      <w:r>
+        <w:rPr>
+          <w:noProof/>
+        </w:rPr>
+        <w:t xml:space="preserve">{{/wenn}}</w:t>
+      </w:r>
+    </w:p>
+    <w:p>
+      <w:pPr>
+        <w:pStyle w:val="Normal"/>
+      </w:pPr>
+      <w:r>
+        <w:rPr>
+          <w:noProof/>
+        </w:rPr>
+        <w:t xml:space="preserve">{{#wenn nicht hat.bild.photovoltaik}}</w:t>
+      </w:r>
+    </w:p>
+    <w:p>
+      <w:pPr>
+        <w:pStyle w:val="Normal"/>
+      </w:pPr>
+      <w:r>
+        <w:t xml:space="preserve">Image switch: is there the photovoltaics image (case or any case)?: does not apply</w:t>
+      </w:r>
+    </w:p>
+    <w:p>
+      <w:pPr>
+        <w:pStyle w:val="Normal"/>
+      </w:pPr>
+      <w:r>
+        <w:rPr>
+          <w:noProof/>
+        </w:rPr>
+        <w:t xml:space="preserve">{{/wenn}}</w:t>
+      </w:r>
+    </w:p>
+    <w:p>
+      <w:pPr>
         <w:pStyle w:val="Heading1"/>
       </w:pPr>
       <w:r>
@@ -30637,6 +31397,60 @@
     </w:p>
     <w:p>
       <w:pPr>
+        <w:pStyle w:val="Hinweis"/>
+        <w:keepNext/>
+      </w:pPr>
+      <w:r>
+        <w:t xml:space="preserve">Operating mode of the battery storage run of the current case, as the tile of the tab “Battery storage”. · </w:t>
+      </w:r>
+      <w:r>
+        <w:rPr>
+          <w:noProof/>
+          <w:color w:val="7F7F7F"/>
+        </w:rPr>
+        <w:t xml:space="preserve">stand.speicher.betriebsart</w:t>
+      </w:r>
+    </w:p>
+    <w:p>
+      <w:pPr>
+        <w:pStyle w:val="Normal"/>
+      </w:pPr>
+      <w:r>
+        <w:rPr>
+          <w:noProof/>
+        </w:rPr>
+        <w:t xml:space="preserve">{{stand.speicher.betriebsart}}</w:t>
+      </w:r>
+    </w:p>
+    <w:p>
+      <w:pPr>
+        <w:pStyle w:val="Hinweis"/>
+        <w:keepNext/>
+      </w:pPr>
+      <w:r>
+        <w:t xml:space="preserve">Calculation method of the battery storage run of the current case, as the tile of the tab “Battery storage”. · </w:t>
+      </w:r>
+      <w:r>
+        <w:rPr>
+          <w:noProof/>
+          <w:color w:val="7F7F7F"/>
+        </w:rPr>
+        <w:t xml:space="preserve">stand.speicher.berechnungsart</w:t>
+      </w:r>
+    </w:p>
+    <w:p>
+      <w:pPr>
+        <w:pStyle w:val="Normal"/>
+      </w:pPr>
+      <w:r>
+        <w:rPr>
+          <w:noProof/>
+        </w:rPr>
+        <w:t xml:space="preserve">{{stand.speicher.berechnungsart}}</w:t>
+      </w:r>
+    </w:p>
+    <w:p>
+      <w:pPr>
         <w:pStyle w:val="Heading3"/>
       </w:pPr>
       <w:r>
@@ -38066,6 +38880,195 @@
           <w:noProof/>
         </w:rPr>
         <w:t xml:space="preserve">{{stand.wirtschaft.nettobarwert.unguenstig}}</w:t>
+      </w:r>
+    </w:p>
+    <w:p>
+      <w:pPr>
+        <w:pStyle w:val="Hinweis"/>
+        <w:keepNext/>
+      </w:pPr>
+      <w:r>
+        <w:t xml:space="preserve">Yield of the battery storage (degradation-equivalent) in €/a from the storage run of the current case. · </w:t>
+      </w:r>
+      <w:r>
+        <w:rPr>
+          <w:noProof/>
+          <w:color w:val="7F7F7F"/>
+        </w:rPr>
+        <w:t xml:space="preserve">stand.speicher.ertrag</w:t>
+      </w:r>
+    </w:p>
+    <w:p>
+      <w:pPr>
+        <w:pStyle w:val="Normal"/>
+      </w:pPr>
+      <w:r>
+        <w:rPr>
+          <w:noProof/>
+        </w:rPr>
+        <w:t xml:space="preserve">{{stand.speicher.ertrag}}</w:t>
+      </w:r>
+    </w:p>
+    <w:p>
+      <w:pPr>
+        <w:pStyle w:val="Hinweis"/>
+        <w:keepNext/>
+      </w:pPr>
+      <w:r>
+        <w:t xml:space="preserve">Annual surplus of the battery storage in €/a from the storage run of the current case. · </w:t>
+      </w:r>
+      <w:r>
+        <w:rPr>
+          <w:noProof/>
+          <w:color w:val="7F7F7F"/>
+        </w:rPr>
+        <w:t xml:space="preserve">stand.speicher.ueberschuss</w:t>
+      </w:r>
+    </w:p>
+    <w:p>
+      <w:pPr>
+        <w:pStyle w:val="Normal"/>
+      </w:pPr>
+      <w:r>
+        <w:rPr>
+          <w:noProof/>
+        </w:rPr>
+        <w:t xml:space="preserve">{{stand.speicher.ueberschuss}}</w:t>
+      </w:r>
+    </w:p>
+    <w:p>
+      <w:pPr>
+        <w:pStyle w:val="Hinweis"/>
+        <w:keepNext/>
+      </w:pPr>
+      <w:r>
+        <w:t xml:space="preserve">Static payback of the battery storage in years; empty without investment. · </w:t>
+      </w:r>
+      <w:r>
+        <w:rPr>
+          <w:noProof/>
+          <w:color w:val="7F7F7F"/>
+        </w:rPr>
+        <w:t xml:space="preserve">stand.speicher.amortisation</w:t>
+      </w:r>
+    </w:p>
+    <w:p>
+      <w:pPr>
+        <w:pStyle w:val="Normal"/>
+      </w:pPr>
+      <w:r>
+        <w:rPr>
+          <w:noProof/>
+        </w:rPr>
+        <w:t xml:space="preserve">{{stand.speicher.amortisation}}</w:t>
+      </w:r>
+    </w:p>
+    <w:p>
+      <w:pPr>
+        <w:pStyle w:val="Hinweis"/>
+        <w:keepNext/>
+      </w:pPr>
+      <w:r>
+        <w:t xml:space="preserve">Equivalent full cycles of the battery storage per year from the storage run of the current case. · </w:t>
+      </w:r>
+      <w:r>
+        <w:rPr>
+          <w:noProof/>
+          <w:color w:val="7F7F7F"/>
+        </w:rPr>
+        <w:t xml:space="preserve">stand.speicher.vollzyklen</w:t>
+      </w:r>
+    </w:p>
+    <w:p>
+      <w:pPr>
+        <w:pStyle w:val="Normal"/>
+      </w:pPr>
+      <w:r>
+        <w:rPr>
+          <w:noProof/>
+        </w:rPr>
+        <w:t xml:space="preserve">{{stand.speicher.vollzyklen}}</w:t>
+      </w:r>
+    </w:p>
+    <w:p>
+      <w:pPr>
+        <w:pStyle w:val="Hinweis"/>
+        <w:keepNext/>
+      </w:pPr>
+      <w:r>
+        <w:t xml:space="preserve">Self-consumption ratio with battery storage in % from the storage run of the current case. · </w:t>
+      </w:r>
+      <w:r>
+        <w:rPr>
+          <w:noProof/>
+          <w:color w:val="7F7F7F"/>
+        </w:rPr>
+        <w:t xml:space="preserve">stand.speicher.eigenverbrauch</w:t>
+      </w:r>
+    </w:p>
+    <w:p>
+      <w:pPr>
+        <w:pStyle w:val="Normal"/>
+      </w:pPr>
+      <w:r>
+        <w:rPr>
+          <w:noProof/>
+        </w:rPr>
+        <w:t xml:space="preserve">{{stand.speicher.eigenverbrauch}}</w:t>
+      </w:r>
+    </w:p>
+    <w:p>
+      <w:pPr>
+        <w:pStyle w:val="Hinweis"/>
+        <w:keepNext/>
+      </w:pPr>
+      <w:r>
+        <w:t xml:space="preserve">Degree of self-sufficiency with battery storage in % from the storage run of the current case. · </w:t>
+      </w:r>
+      <w:r>
+        <w:rPr>
+          <w:noProof/>
+          <w:color w:val="7F7F7F"/>
+        </w:rPr>
+        <w:t xml:space="preserve">stand.speicher.autarkie</w:t>
+      </w:r>
+    </w:p>
+    <w:p>
+      <w:pPr>
+        <w:pStyle w:val="Normal"/>
+      </w:pPr>
+      <w:r>
+        <w:rPr>
+          <w:noProof/>
+        </w:rPr>
+        <w:t xml:space="preserve">{{stand.speicher.autarkie}}</w:t>
+      </w:r>
+    </w:p>
+    <w:p>
+      <w:pPr>
+        <w:pStyle w:val="Hinweis"/>
+        <w:keepNext/>
+      </w:pPr>
+      <w:r>
+        <w:t xml:space="preserve">Coverage of the heat demand by the solar thermal system in % from the stored result of the current case. · </w:t>
+      </w:r>
+      <w:r>
+        <w:rPr>
+          <w:noProof/>
+          <w:color w:val="7F7F7F"/>
+        </w:rPr>
+        <w:t xml:space="preserve">stand.solarthermie.deckung</w:t>
+      </w:r>
+    </w:p>
+    <w:p>
+      <w:pPr>
+        <w:pStyle w:val="Normal"/>
+      </w:pPr>
+      <w:r>
+        <w:rPr>
+          <w:noProof/>
+        </w:rPr>
+        <w:t xml:space="preserve">{{stand.solarthermie.deckung}}</w:t>
       </w:r>
     </w:p>
     <w:p>
@@ -38838,6 +39841,556 @@
     </w:p>
     <w:p>
       <w:pPr>
+        <w:pStyle w:val="Hinweis"/>
+        <w:keepNext/>
+      </w:pPr>
+      <w:r>
+        <w:t xml:space="preserve">Image per case: heat load over the year, normalised to the annual maximum (total and heat channels) — as the tab “Demand” of the simulation result; needs the hourly series of the run. · </w:t>
+      </w:r>
+      <w:r>
+        <w:rPr>
+          <w:noProof/>
+          <w:color w:val="7F7F7F"/>
+        </w:rPr>
+        <w:t xml:space="preserve">stand.bild.bedarf_waerme</w:t>
+      </w:r>
+    </w:p>
+    <w:p>
+      <w:r>
+        <w:drawing>
+          <wp:inline xmlns:wp="http://schemas.openxmlformats.org/drawingml/2006/wordprocessingDrawing" distT="0" distB="0" distL="0" distR="0">
+            <wp:extent cx="2970212" cy="1910104"/>
+            <wp:effectExtent l="0" t="0" r="0" b="0"/>
+            <wp:docPr id="18" name="Baukasten stand.bild.bedarf_waerme" descr="{{stand.bild.bedarf_waerme}}"/>
+            <wp:cNvGraphicFramePr>
+              <a:graphicFrameLocks xmlns:a="http://schemas.openxmlformats.org/drawingml/2006/main" noChangeAspect="1"/>
+            </wp:cNvGraphicFramePr>
+            <a:graphic xmlns:a="http://schemas.openxmlformats.org/drawingml/2006/main">
+              <a:graphicData uri="http://schemas.openxmlformats.org/drawingml/2006/picture">
+                <pic:pic xmlns:pic="http://schemas.openxmlformats.org/drawingml/2006/picture">
+                  <pic:nvPicPr>
+                    <pic:cNvPr id="0" name="Diagramm18.png" descr="{{stand.bild.bedarf_waerme}}"/>
+                    <pic:cNvPicPr/>
+                  </pic:nvPicPr>
+                  <pic:blipFill>
+                    <a:blip xmlns:r="http://schemas.openxmlformats.org/officeDocument/2006/relationships" r:embed="rIdMusterbild3"/>
+                    <a:stretch>
+                      <a:fillRect/>
+                    </a:stretch>
+                  </pic:blipFill>
+                  <pic:spPr>
+                    <a:xfrm>
+                      <a:off x="0" y="0"/>
+                      <a:ext cx="2970212" cy="1910104"/>
+                    </a:xfrm>
+                    <a:prstGeom prst="rect">
+                      <a:avLst/>
+                    </a:prstGeom>
+                  </pic:spPr>
+                </pic:pic>
+              </a:graphicData>
+            </a:graphic>
+          </wp:inline>
+        </w:drawing>
+      </w:r>
+    </w:p>
+    <w:p>
+      <w:pPr>
+        <w:pStyle w:val="Hinweis"/>
+        <w:keepNext/>
+      </w:pPr>
+      <w:r>
+        <w:t xml:space="preserve">Image per case: electricity demand over the year, normalised to the annual maximum — as the tab “Demand” of the simulation result; needs the hourly series of the run. · </w:t>
+      </w:r>
+      <w:r>
+        <w:rPr>
+          <w:noProof/>
+          <w:color w:val="7F7F7F"/>
+        </w:rPr>
+        <w:t xml:space="preserve">stand.bild.bedarf_strom</w:t>
+      </w:r>
+    </w:p>
+    <w:p>
+      <w:r>
+        <w:drawing>
+          <wp:inline xmlns:wp="http://schemas.openxmlformats.org/drawingml/2006/wordprocessingDrawing" distT="0" distB="0" distL="0" distR="0">
+            <wp:extent cx="2970212" cy="1910104"/>
+            <wp:effectExtent l="0" t="0" r="0" b="0"/>
+            <wp:docPr id="19" name="Baukasten stand.bild.bedarf_strom" descr="{{stand.bild.bedarf_strom}}"/>
+            <wp:cNvGraphicFramePr>
+              <a:graphicFrameLocks xmlns:a="http://schemas.openxmlformats.org/drawingml/2006/main" noChangeAspect="1"/>
+            </wp:cNvGraphicFramePr>
+            <a:graphic xmlns:a="http://schemas.openxmlformats.org/drawingml/2006/main">
+              <a:graphicData uri="http://schemas.openxmlformats.org/drawingml/2006/picture">
+                <pic:pic xmlns:pic="http://schemas.openxmlformats.org/drawingml/2006/picture">
+                  <pic:nvPicPr>
+                    <pic:cNvPr id="0" name="Diagramm19.png" descr="{{stand.bild.bedarf_strom}}"/>
+                    <pic:cNvPicPr/>
+                  </pic:nvPicPr>
+                  <pic:blipFill>
+                    <a:blip xmlns:r="http://schemas.openxmlformats.org/officeDocument/2006/relationships" r:embed="rIdMusterbild3"/>
+                    <a:stretch>
+                      <a:fillRect/>
+                    </a:stretch>
+                  </pic:blipFill>
+                  <pic:spPr>
+                    <a:xfrm>
+                      <a:off x="0" y="0"/>
+                      <a:ext cx="2970212" cy="1910104"/>
+                    </a:xfrm>
+                    <a:prstGeom prst="rect">
+                      <a:avLst/>
+                    </a:prstGeom>
+                  </pic:spPr>
+                </pic:pic>
+              </a:graphicData>
+            </a:graphic>
+          </wp:inline>
+        </w:drawing>
+      </w:r>
+    </w:p>
+    <w:p>
+      <w:pPr>
+        <w:pStyle w:val="Hinweis"/>
+        <w:keepNext/>
+      </w:pPr>
+      <w:r>
+        <w:t xml:space="preserve">Image per case: cooling load over the year, normalised to the annual maximum — as the tab “Demand” of the simulation result; empty without cooling demand. · </w:t>
+      </w:r>
+      <w:r>
+        <w:rPr>
+          <w:noProof/>
+          <w:color w:val="7F7F7F"/>
+        </w:rPr>
+        <w:t xml:space="preserve">stand.bild.bedarf_kaelte</w:t>
+      </w:r>
+    </w:p>
+    <w:p>
+      <w:r>
+        <w:drawing>
+          <wp:inline xmlns:wp="http://schemas.openxmlformats.org/drawingml/2006/wordprocessingDrawing" distT="0" distB="0" distL="0" distR="0">
+            <wp:extent cx="2970212" cy="1910104"/>
+            <wp:effectExtent l="0" t="0" r="0" b="0"/>
+            <wp:docPr id="20" name="Baukasten stand.bild.bedarf_kaelte" descr="{{stand.bild.bedarf_kaelte}}"/>
+            <wp:cNvGraphicFramePr>
+              <a:graphicFrameLocks xmlns:a="http://schemas.openxmlformats.org/drawingml/2006/main" noChangeAspect="1"/>
+            </wp:cNvGraphicFramePr>
+            <a:graphic xmlns:a="http://schemas.openxmlformats.org/drawingml/2006/main">
+              <a:graphicData uri="http://schemas.openxmlformats.org/drawingml/2006/picture">
+                <pic:pic xmlns:pic="http://schemas.openxmlformats.org/drawingml/2006/picture">
+                  <pic:nvPicPr>
+                    <pic:cNvPr id="0" name="Diagramm20.png" descr="{{stand.bild.bedarf_kaelte}}"/>
+                    <pic:cNvPicPr/>
+                  </pic:nvPicPr>
+                  <pic:blipFill>
+                    <a:blip xmlns:r="http://schemas.openxmlformats.org/officeDocument/2006/relationships" r:embed="rIdMusterbild3"/>
+                    <a:stretch>
+                      <a:fillRect/>
+                    </a:stretch>
+                  </pic:blipFill>
+                  <pic:spPr>
+                    <a:xfrm>
+                      <a:off x="0" y="0"/>
+                      <a:ext cx="2970212" cy="1910104"/>
+                    </a:xfrm>
+                    <a:prstGeom prst="rect">
+                      <a:avLst/>
+                    </a:prstGeom>
+                  </pic:spPr>
+                </pic:pic>
+              </a:graphicData>
+            </a:graphic>
+          </wp:inline>
+        </w:drawing>
+      </w:r>
+    </w:p>
+    <w:p>
+      <w:pPr>
+        <w:pStyle w:val="Hinweis"/>
+        <w:keepNext/>
+      </w:pPr>
+      <w:r>
+        <w:t xml:space="preserve">Image per case: heat production of the heat pump and the electric heater with the heat demand as line over the hours of the year — as the tab “Heat pump”; empty without heat pump. · </w:t>
+      </w:r>
+      <w:r>
+        <w:rPr>
+          <w:noProof/>
+          <w:color w:val="7F7F7F"/>
+        </w:rPr>
+        <w:t xml:space="preserve">stand.bild.waermepumpe</w:t>
+      </w:r>
+    </w:p>
+    <w:p>
+      <w:r>
+        <w:drawing>
+          <wp:inline xmlns:wp="http://schemas.openxmlformats.org/drawingml/2006/wordprocessingDrawing" distT="0" distB="0" distL="0" distR="0">
+            <wp:extent cx="2970212" cy="1910104"/>
+            <wp:effectExtent l="0" t="0" r="0" b="0"/>
+            <wp:docPr id="21" name="Baukasten stand.bild.waermepumpe" descr="{{stand.bild.waermepumpe}}"/>
+            <wp:cNvGraphicFramePr>
+              <a:graphicFrameLocks xmlns:a="http://schemas.openxmlformats.org/drawingml/2006/main" noChangeAspect="1"/>
+            </wp:cNvGraphicFramePr>
+            <a:graphic xmlns:a="http://schemas.openxmlformats.org/drawingml/2006/main">
+              <a:graphicData uri="http://schemas.openxmlformats.org/drawingml/2006/picture">
+                <pic:pic xmlns:pic="http://schemas.openxmlformats.org/drawingml/2006/picture">
+                  <pic:nvPicPr>
+                    <pic:cNvPr id="0" name="Diagramm21.png" descr="{{stand.bild.waermepumpe}}"/>
+                    <pic:cNvPicPr/>
+                  </pic:nvPicPr>
+                  <pic:blipFill>
+                    <a:blip xmlns:r="http://schemas.openxmlformats.org/officeDocument/2006/relationships" r:embed="rIdMusterbild3"/>
+                    <a:stretch>
+                      <a:fillRect/>
+                    </a:stretch>
+                  </pic:blipFill>
+                  <pic:spPr>
+                    <a:xfrm>
+                      <a:off x="0" y="0"/>
+                      <a:ext cx="2970212" cy="1910104"/>
+                    </a:xfrm>
+                    <a:prstGeom prst="rect">
+                      <a:avLst/>
+                    </a:prstGeom>
+                  </pic:spPr>
+                </pic:pic>
+              </a:graphicData>
+            </a:graphic>
+          </wp:inline>
+        </w:drawing>
+      </w:r>
+    </w:p>
+    <w:p>
+      <w:pPr>
+        <w:pStyle w:val="Hinweis"/>
+        <w:keepNext/>
+      </w:pPr>
+      <w:r>
+        <w:t xml:space="preserve">Image per case: electricity consumption of the heat pump including the electric heater over the year — as the tab “Heat pump”; empty without heat pump. · </w:t>
+      </w:r>
+      <w:r>
+        <w:rPr>
+          <w:noProof/>
+          <w:color w:val="7F7F7F"/>
+        </w:rPr>
+        <w:t xml:space="preserve">stand.bild.waermepumpe_strom</w:t>
+      </w:r>
+    </w:p>
+    <w:p>
+      <w:r>
+        <w:drawing>
+          <wp:inline xmlns:wp="http://schemas.openxmlformats.org/drawingml/2006/wordprocessingDrawing" distT="0" distB="0" distL="0" distR="0">
+            <wp:extent cx="2970212" cy="1910104"/>
+            <wp:effectExtent l="0" t="0" r="0" b="0"/>
+            <wp:docPr id="22" name="Baukasten stand.bild.waermepumpe_strom" descr="{{stand.bild.waermepumpe_strom}}"/>
+            <wp:cNvGraphicFramePr>
+              <a:graphicFrameLocks xmlns:a="http://schemas.openxmlformats.org/drawingml/2006/main" noChangeAspect="1"/>
+            </wp:cNvGraphicFramePr>
+            <a:graphic xmlns:a="http://schemas.openxmlformats.org/drawingml/2006/main">
+              <a:graphicData uri="http://schemas.openxmlformats.org/drawingml/2006/picture">
+                <pic:pic xmlns:pic="http://schemas.openxmlformats.org/drawingml/2006/picture">
+                  <pic:nvPicPr>
+                    <pic:cNvPr id="0" name="Diagramm22.png" descr="{{stand.bild.waermepumpe_strom}}"/>
+                    <pic:cNvPicPr/>
+                  </pic:nvPicPr>
+                  <pic:blipFill>
+                    <a:blip xmlns:r="http://schemas.openxmlformats.org/officeDocument/2006/relationships" r:embed="rIdMusterbild3"/>
+                    <a:stretch>
+                      <a:fillRect/>
+                    </a:stretch>
+                  </pic:blipFill>
+                  <pic:spPr>
+                    <a:xfrm>
+                      <a:off x="0" y="0"/>
+                      <a:ext cx="2970212" cy="1910104"/>
+                    </a:xfrm>
+                    <a:prstGeom prst="rect">
+                      <a:avLst/>
+                    </a:prstGeom>
+                  </pic:spPr>
+                </pic:pic>
+              </a:graphicData>
+            </a:graphic>
+          </wp:inline>
+        </w:drawing>
+      </w:r>
+    </w:p>
+    <w:p>
+      <w:pPr>
+        <w:pStyle w:val="Hinweis"/>
+        <w:keepNext/>
+      </w:pPr>
+      <w:r>
+        <w:t xml:space="preserve">Image per case: power over outdoor temperature (heat demand, electric heater, heat production of the heat pump) — as the tab “Heat pump”; Word report only. · </w:t>
+      </w:r>
+      <w:r>
+        <w:rPr>
+          <w:noProof/>
+          <w:color w:val="7F7F7F"/>
+        </w:rPr>
+        <w:t xml:space="preserve">stand.bild.waermepumpe_streuwolke</w:t>
+      </w:r>
+    </w:p>
+    <w:p>
+      <w:r>
+        <w:drawing>
+          <wp:inline xmlns:wp="http://schemas.openxmlformats.org/drawingml/2006/wordprocessingDrawing" distT="0" distB="0" distL="0" distR="0">
+            <wp:extent cx="2970212" cy="1910104"/>
+            <wp:effectExtent l="0" t="0" r="0" b="0"/>
+            <wp:docPr id="23" name="Baukasten stand.bild.waermepumpe_streuwolke" descr="{{stand.bild.waermepumpe_streuwolke}}"/>
+            <wp:cNvGraphicFramePr>
+              <a:graphicFrameLocks xmlns:a="http://schemas.openxmlformats.org/drawingml/2006/main" noChangeAspect="1"/>
+            </wp:cNvGraphicFramePr>
+            <a:graphic xmlns:a="http://schemas.openxmlformats.org/drawingml/2006/main">
+              <a:graphicData uri="http://schemas.openxmlformats.org/drawingml/2006/picture">
+                <pic:pic xmlns:pic="http://schemas.openxmlformats.org/drawingml/2006/picture">
+                  <pic:nvPicPr>
+                    <pic:cNvPr id="0" name="Diagramm23.png" descr="{{stand.bild.waermepumpe_streuwolke}}"/>
+                    <pic:cNvPicPr/>
+                  </pic:nvPicPr>
+                  <pic:blipFill>
+                    <a:blip xmlns:r="http://schemas.openxmlformats.org/officeDocument/2006/relationships" r:embed="rIdMusterbild3"/>
+                    <a:stretch>
+                      <a:fillRect/>
+                    </a:stretch>
+                  </pic:blipFill>
+                  <pic:spPr>
+                    <a:xfrm>
+                      <a:off x="0" y="0"/>
+                      <a:ext cx="2970212" cy="1910104"/>
+                    </a:xfrm>
+                    <a:prstGeom prst="rect">
+                      <a:avLst/>
+                    </a:prstGeom>
+                  </pic:spPr>
+                </pic:pic>
+              </a:graphicData>
+            </a:graphic>
+          </wp:inline>
+        </w:drawing>
+      </w:r>
+    </w:p>
+    <w:p>
+      <w:pPr>
+        <w:pStyle w:val="Hinweis"/>
+        <w:keepNext/>
+      </w:pPr>
+      <w:r>
+        <w:t xml:space="preserve">Image per case: heat production of the boilers with residual heat and heat demand as lines over the year — as the tab “Boiler”; empty without boiler. · </w:t>
+      </w:r>
+      <w:r>
+        <w:rPr>
+          <w:noProof/>
+          <w:color w:val="7F7F7F"/>
+        </w:rPr>
+        <w:t xml:space="preserve">stand.bild.heizkessel</w:t>
+      </w:r>
+    </w:p>
+    <w:p>
+      <w:r>
+        <w:drawing>
+          <wp:inline xmlns:wp="http://schemas.openxmlformats.org/drawingml/2006/wordprocessingDrawing" distT="0" distB="0" distL="0" distR="0">
+            <wp:extent cx="2970212" cy="1910104"/>
+            <wp:effectExtent l="0" t="0" r="0" b="0"/>
+            <wp:docPr id="24" name="Baukasten stand.bild.heizkessel" descr="{{stand.bild.heizkessel}}"/>
+            <wp:cNvGraphicFramePr>
+              <a:graphicFrameLocks xmlns:a="http://schemas.openxmlformats.org/drawingml/2006/main" noChangeAspect="1"/>
+            </wp:cNvGraphicFramePr>
+            <a:graphic xmlns:a="http://schemas.openxmlformats.org/drawingml/2006/main">
+              <a:graphicData uri="http://schemas.openxmlformats.org/drawingml/2006/picture">
+                <pic:pic xmlns:pic="http://schemas.openxmlformats.org/drawingml/2006/picture">
+                  <pic:nvPicPr>
+                    <pic:cNvPr id="0" name="Diagramm24.png" descr="{{stand.bild.heizkessel}}"/>
+                    <pic:cNvPicPr/>
+                  </pic:nvPicPr>
+                  <pic:blipFill>
+                    <a:blip xmlns:r="http://schemas.openxmlformats.org/officeDocument/2006/relationships" r:embed="rIdMusterbild3"/>
+                    <a:stretch>
+                      <a:fillRect/>
+                    </a:stretch>
+                  </pic:blipFill>
+                  <pic:spPr>
+                    <a:xfrm>
+                      <a:off x="0" y="0"/>
+                      <a:ext cx="2970212" cy="1910104"/>
+                    </a:xfrm>
+                    <a:prstGeom prst="rect">
+                      <a:avLst/>
+                    </a:prstGeom>
+                  </pic:spPr>
+                </pic:pic>
+              </a:graphicData>
+            </a:graphic>
+          </wp:inline>
+        </w:drawing>
+      </w:r>
+    </w:p>
+    <w:p>
+      <w:pPr>
+        <w:pStyle w:val="Hinweis"/>
+        <w:keepNext/>
+      </w:pPr>
+      <w:r>
+        <w:t xml:space="preserve">Image per case: heat demand and heat production of the solar thermal system over the hours of the year — as the tab “Solar thermal”; empty without solar thermal. · </w:t>
+      </w:r>
+      <w:r>
+        <w:rPr>
+          <w:noProof/>
+          <w:color w:val="7F7F7F"/>
+        </w:rPr>
+        <w:t xml:space="preserve">stand.bild.solarthermie</w:t>
+      </w:r>
+    </w:p>
+    <w:p>
+      <w:r>
+        <w:drawing>
+          <wp:inline xmlns:wp="http://schemas.openxmlformats.org/drawingml/2006/wordprocessingDrawing" distT="0" distB="0" distL="0" distR="0">
+            <wp:extent cx="2970212" cy="1910104"/>
+            <wp:effectExtent l="0" t="0" r="0" b="0"/>
+            <wp:docPr id="25" name="Baukasten stand.bild.solarthermie" descr="{{stand.bild.solarthermie}}"/>
+            <wp:cNvGraphicFramePr>
+              <a:graphicFrameLocks xmlns:a="http://schemas.openxmlformats.org/drawingml/2006/main" noChangeAspect="1"/>
+            </wp:cNvGraphicFramePr>
+            <a:graphic xmlns:a="http://schemas.openxmlformats.org/drawingml/2006/main">
+              <a:graphicData uri="http://schemas.openxmlformats.org/drawingml/2006/picture">
+                <pic:pic xmlns:pic="http://schemas.openxmlformats.org/drawingml/2006/picture">
+                  <pic:nvPicPr>
+                    <pic:cNvPr id="0" name="Diagramm25.png" descr="{{stand.bild.solarthermie}}"/>
+                    <pic:cNvPicPr/>
+                  </pic:nvPicPr>
+                  <pic:blipFill>
+                    <a:blip xmlns:r="http://schemas.openxmlformats.org/officeDocument/2006/relationships" r:embed="rIdMusterbild3"/>
+                    <a:stretch>
+                      <a:fillRect/>
+                    </a:stretch>
+                  </pic:blipFill>
+                  <pic:spPr>
+                    <a:xfrm>
+                      <a:off x="0" y="0"/>
+                      <a:ext cx="2970212" cy="1910104"/>
+                    </a:xfrm>
+                    <a:prstGeom prst="rect">
+                      <a:avLst/>
+                    </a:prstGeom>
+                  </pic:spPr>
+                </pic:pic>
+              </a:graphicData>
+            </a:graphic>
+          </wp:inline>
+        </w:drawing>
+      </w:r>
+    </w:p>
+    <w:p>
+      <w:pPr>
+        <w:pStyle w:val="Hinweis"/>
+        <w:keepNext/>
+      </w:pPr>
+      <w:r>
+        <w:t xml:space="preserve">Image per case: heat production of the CHP with residual heat and heat demand as lines over the year — as the tab “CHP”; empty without CHP. · </w:t>
+      </w:r>
+      <w:r>
+        <w:rPr>
+          <w:noProof/>
+          <w:color w:val="7F7F7F"/>
+        </w:rPr>
+        <w:t xml:space="preserve">stand.bild.bhkw</w:t>
+      </w:r>
+    </w:p>
+    <w:p>
+      <w:r>
+        <w:drawing>
+          <wp:inline xmlns:wp="http://schemas.openxmlformats.org/drawingml/2006/wordprocessingDrawing" distT="0" distB="0" distL="0" distR="0">
+            <wp:extent cx="2970212" cy="1910104"/>
+            <wp:effectExtent l="0" t="0" r="0" b="0"/>
+            <wp:docPr id="26" name="Baukasten stand.bild.bhkw" descr="{{stand.bild.bhkw}}"/>
+            <wp:cNvGraphicFramePr>
+              <a:graphicFrameLocks xmlns:a="http://schemas.openxmlformats.org/drawingml/2006/main" noChangeAspect="1"/>
+            </wp:cNvGraphicFramePr>
+            <a:graphic xmlns:a="http://schemas.openxmlformats.org/drawingml/2006/main">
+              <a:graphicData uri="http://schemas.openxmlformats.org/drawingml/2006/picture">
+                <pic:pic xmlns:pic="http://schemas.openxmlformats.org/drawingml/2006/picture">
+                  <pic:nvPicPr>
+                    <pic:cNvPr id="0" name="Diagramm26.png" descr="{{stand.bild.bhkw}}"/>
+                    <pic:cNvPicPr/>
+                  </pic:nvPicPr>
+                  <pic:blipFill>
+                    <a:blip xmlns:r="http://schemas.openxmlformats.org/officeDocument/2006/relationships" r:embed="rIdMusterbild3"/>
+                    <a:stretch>
+                      <a:fillRect/>
+                    </a:stretch>
+                  </pic:blipFill>
+                  <pic:spPr>
+                    <a:xfrm>
+                      <a:off x="0" y="0"/>
+                      <a:ext cx="2970212" cy="1910104"/>
+                    </a:xfrm>
+                    <a:prstGeom prst="rect">
+                      <a:avLst/>
+                    </a:prstGeom>
+                  </pic:spPr>
+                </pic:pic>
+              </a:graphicData>
+            </a:graphic>
+          </wp:inline>
+        </w:drawing>
+      </w:r>
+    </w:p>
+    <w:p>
+      <w:pPr>
+        <w:pStyle w:val="Hinweis"/>
+        <w:keepNext/>
+      </w:pPr>
+      <w:r>
+        <w:t xml:space="preserve">Image per case: photovoltaic generation, surplus and electricity demand over the year (hourly values) — as the tab “Photovoltaics”; empty without photovoltaics. · </w:t>
+      </w:r>
+      <w:r>
+        <w:rPr>
+          <w:noProof/>
+          <w:color w:val="7F7F7F"/>
+        </w:rPr>
+        <w:t xml:space="preserve">stand.bild.photovoltaik</w:t>
+      </w:r>
+    </w:p>
+    <w:p>
+      <w:r>
+        <w:drawing>
+          <wp:inline xmlns:wp="http://schemas.openxmlformats.org/drawingml/2006/wordprocessingDrawing" distT="0" distB="0" distL="0" distR="0">
+            <wp:extent cx="2970212" cy="1910104"/>
+            <wp:effectExtent l="0" t="0" r="0" b="0"/>
+            <wp:docPr id="27" name="Baukasten stand.bild.photovoltaik" descr="{{stand.bild.photovoltaik}}"/>
+            <wp:cNvGraphicFramePr>
+              <a:graphicFrameLocks xmlns:a="http://schemas.openxmlformats.org/drawingml/2006/main" noChangeAspect="1"/>
+            </wp:cNvGraphicFramePr>
+            <a:graphic xmlns:a="http://schemas.openxmlformats.org/drawingml/2006/main">
+              <a:graphicData uri="http://schemas.openxmlformats.org/drawingml/2006/picture">
+                <pic:pic xmlns:pic="http://schemas.openxmlformats.org/drawingml/2006/picture">
+                  <pic:nvPicPr>
+                    <pic:cNvPr id="0" name="Diagramm27.png" descr="{{stand.bild.photovoltaik}}"/>
+                    <pic:cNvPicPr/>
+                  </pic:nvPicPr>
+                  <pic:blipFill>
+                    <a:blip xmlns:r="http://schemas.openxmlformats.org/officeDocument/2006/relationships" r:embed="rIdMusterbild3"/>
+                    <a:stretch>
+                      <a:fillRect/>
+                    </a:stretch>
+                  </pic:blipFill>
+                  <pic:spPr>
+                    <a:xfrm>
+                      <a:off x="0" y="0"/>
+                      <a:ext cx="2970212" cy="1910104"/>
+                    </a:xfrm>
+                    <a:prstGeom prst="rect">
+                      <a:avLst/>
+                    </a:prstGeom>
+                  </pic:spPr>
+                </pic:pic>
+              </a:graphicData>
+            </a:graphic>
+          </wp:inline>
+        </w:drawing>
+      </w:r>
+    </w:p>
+    <w:p>
+      <w:pPr>
         <w:pStyle w:val="Heading3"/>
       </w:pPr>
       <w:r>
@@ -39226,6 +40779,82 @@
     </w:p>
     <w:p>
       <w:pPr>
+        <w:pStyle w:val="Hinweis"/>
+        <w:keepNext/>
+      </w:pPr>
+      <w:r>
+        <w:t xml:space="preserve">Switch: does the result of the current case carry a run of the battery storage (single system)? · </w:t>
+      </w:r>
+      <w:r>
+        <w:rPr>
+          <w:noProof/>
+          <w:color w:val="7F7F7F"/>
+        </w:rPr>
+        <w:t xml:space="preserve">stand.hat_speicherlauf</w:t>
+      </w:r>
+    </w:p>
+    <w:p>
+      <w:pPr>
+        <w:pStyle w:val="Normal"/>
+      </w:pPr>
+      <w:r>
+        <w:rPr>
+          <w:noProof/>
+        </w:rPr>
+        <w:t xml:space="preserve">{{#wenn stand.hat_speicherlauf}}</w:t>
+      </w:r>
+    </w:p>
+    <w:p>
+      <w:pPr>
+        <w:pStyle w:val="Normal"/>
+      </w:pPr>
+      <w:r>
+        <w:t xml:space="preserve">Switch: does the result of the current case carry a run of the battery storage (single system)?: applies</w:t>
+      </w:r>
+    </w:p>
+    <w:p>
+      <w:pPr>
+        <w:pStyle w:val="Normal"/>
+      </w:pPr>
+      <w:r>
+        <w:rPr>
+          <w:noProof/>
+        </w:rPr>
+        <w:t xml:space="preserve">{{/wenn}}</w:t>
+      </w:r>
+    </w:p>
+    <w:p>
+      <w:pPr>
+        <w:pStyle w:val="Normal"/>
+      </w:pPr>
+      <w:r>
+        <w:rPr>
+          <w:noProof/>
+        </w:rPr>
+        <w:t xml:space="preserve">{{#wenn nicht stand.hat_speicherlauf}}</w:t>
+      </w:r>
+    </w:p>
+    <w:p>
+      <w:pPr>
+        <w:pStyle w:val="Normal"/>
+      </w:pPr>
+      <w:r>
+        <w:t xml:space="preserve">Switch: does the result of the current case carry a run of the battery storage (single system)?: does not apply</w:t>
+      </w:r>
+    </w:p>
+    <w:p>
+      <w:pPr>
+        <w:pStyle w:val="Normal"/>
+      </w:pPr>
+      <w:r>
+        <w:rPr>
+          <w:noProof/>
+        </w:rPr>
+        <w:t xml:space="preserve">{{/wenn}}</w:t>
+      </w:r>
+    </w:p>
+    <w:p>
+      <w:pPr>
         <w:pStyle w:val="Normal"/>
       </w:pPr>
       <w:r>
@@ -39848,6 +41477,86 @@
           <w:color w:val="7F7F7F"/>
         </w:rPr>
         <w:t xml:space="preserve">stand.a.wirtschaft.investition</w:t>
+      </w:r>
+    </w:p>
+    <w:p>
+      <w:pPr>
+        <w:pStyle w:val="Heading1"/>
+      </w:pPr>
+      <w:r>
+        <w:t xml:space="preserve">Cases by position</w:t>
+      </w:r>
+    </w:p>
+    <w:p>
+      <w:pPr>
+        <w:pStyle w:val="Hinweis"/>
+      </w:pPr>
+      <w:r>
+        <w:t xml:space="preserve">Every value of the section “Per version” is also available by the position of its case, valid anywhere in the report: “stand.&lt;n&gt;.…” counts the base project as 1 and the variants from 2, “variante.&lt;n&gt;.…” only the variants from 1. If the run lacks the position, the place stays empty with a reason. The examples below are therefore plain text – in a template they stand in double curly braces.</w:t>
+      </w:r>
+    </w:p>
+    <w:p>
+      <w:pPr>
+        <w:pStyle w:val="Hinweis"/>
+        <w:keepNext/>
+      </w:pPr>
+      <w:r>
+        <w:t xml:space="preserve">Every value per case outside the blocks, by the position of the case: &lt;n&gt; = 1 is the base project, 2, 3, … the selected variants in their order – like the passes of “je stand”. &lt;schluessel&gt; is the rest of a key “stand.…”, for example stand.2.anzeige or stand.3.kennzahl.eff.jaz. Valid anywhere in the report; if the run lacks the position, the place stays empty with a reason. · </w:t>
+      </w:r>
+      <w:r>
+        <w:rPr>
+          <w:noProof/>
+          <w:color w:val="7F7F7F"/>
+        </w:rPr>
+        <w:t xml:space="preserve">stand.&lt;n&gt;.&lt;schluessel&gt;</w:t>
+      </w:r>
+    </w:p>
+    <w:p>
+      <w:pPr>
+        <w:pStyle w:val="Hinweis"/>
+        <w:keepNext/>
+      </w:pPr>
+      <w:r>
+        <w:t xml:space="preserve">Every value per case outside the blocks, by the position of the variant: &lt;n&gt; = 1, 2, … the selected variants without the base project – like the passes of “je variante”, for example variante.1.kennzahl.eff.jaz. Valid anywhere in the report; if the run lacks the variant, the place stays empty with a reason. · </w:t>
+      </w:r>
+      <w:r>
+        <w:rPr>
+          <w:noProof/>
+          <w:color w:val="7F7F7F"/>
+        </w:rPr>
+        <w:t xml:space="preserve">variante.&lt;n&gt;.&lt;schluessel&gt;</w:t>
+      </w:r>
+    </w:p>
+    <w:p>
+      <w:pPr>
+        <w:pStyle w:val="Hinweis"/>
+        <w:keepNext/>
+      </w:pPr>
+      <w:r>
+        <w:t xml:space="preserve">Case at position 2 (1 = base project, then the variants): The name of the current state within a block per state or per variant; for the master project its project name. · </w:t>
+      </w:r>
+      <w:r>
+        <w:rPr>
+          <w:noProof/>
+          <w:color w:val="7F7F7F"/>
+        </w:rPr>
+        <w:t xml:space="preserve">stand.2.anzeige</w:t>
+      </w:r>
+    </w:p>
+    <w:p>
+      <w:pPr>
+        <w:pStyle w:val="Hinweis"/>
+        <w:keepNext/>
+      </w:pPr>
+      <w:r>
+        <w:t xml:space="preserve">Variant at position 1: The key figure “Heat pump SPF” of the current case, with format and unit from the key figure catalogue. · </w:t>
+      </w:r>
+      <w:r>
+        <w:rPr>
+          <w:noProof/>
+          <w:color w:val="7F7F7F"/>
+        </w:rPr>
+        <w:t xml:space="preserve">variante.1.kennzahl.eff.jaz</w:t>
       </w:r>
     </w:p>
     <w:p>
